--- a/tests/pipeline/fixtures/TestItemCert(segment).docx
+++ b/tests/pipeline/fixtures/TestItemCert(segment).docx
@@ -72,7 +72,7 @@
           </w:tcPr>
           <w:p>
             <w:r>
-              <w:t>{policyNumber}</w:t>
+              <w:t>{policy.policyNumber}</w:t>
             </w:r>
           </w:p>
         </w:tc>

--- a/tests/pipeline/fixtures/TestItemCert(segment).docx
+++ b/tests/pipeline/fixtures/TestItemCert(segment).docx
@@ -284,13 +284,13 @@
     </w:p>
     <w:p>
       <w:r>
-        <w:t>[[This item was confirmed to be within the manufacturer warranty period at the date of policy inception.]]</w:t>
+        <w:t>[[$warrantyStatusNote]]</w:t>
       </w:r>
     </w:p>
     <w:p/>
     <w:p>
       <w:r>
-        <w:t>[[This item was confirmed to be in full working order at the date of policy inception.]]</w:t>
+        <w:t>[[$workingOrderNote]]</w:t>
       </w:r>
     </w:p>
     <w:p/>
@@ -310,7 +310,7 @@
     <w:p/>
     <w:p>
       <w:r>
-        <w:t>[[Accidental Damage Cover applies to this policy. Your item is protected against accidental physical damage.]]</w:t>
+        <w:t>[[$accidentalDamageNote]]</w:t>
       </w:r>
     </w:p>
     <w:p/>
